--- a/testakten/starug-schutzschirm-grossbach-druckguss-erfurt/docx/starug_anzeige_restrukturierungssache.docx
+++ b/testakten/starug-schutzschirm-grossbach-druckguss-erfurt/docx/starug_anzeige_restrukturierungssache.docx
@@ -5,21 +5,29 @@
     <w:p>
       <w:pPr>
         <w:pStyle w:val="Heading1"/>
+        <w:spacing w:after="160" w:line="259" w:lineRule="auto"/>
         <w:jc w:val="center"/>
       </w:pPr>
       <w:r>
+        <w:rPr>
+          <w:rFonts w:ascii="Times New Roman" w:hAnsi="Times New Roman"/>
+          <w:b/>
+          <w:sz w:val="28"/>
+        </w:rPr>
         <w:t xml:space="preserve">DROSSELBERG &amp; PARTNER INSOLVENZRECHT</w:t>
       </w:r>
     </w:p>
     <w:p>
       <w:pPr>
-        <w:spacing w:after="600"/>
+        <w:spacing w:after="60" w:before="120" w:line="259" w:lineRule="auto"/>
         <w:jc w:val="center"/>
       </w:pPr>
       <w:r>
         <w:rPr>
+          <w:rFonts w:ascii="Times New Roman" w:hAnsi="Times New Roman"/>
+          <w:b/>
           <w:color w:val="7A7974"/>
-          <w:sz w:val="20"/>
+          <w:sz w:val="22"/>
           <w:szCs w:val="20"/>
         </w:rPr>
         <w:t xml:space="preserve">Juri-Gagarin-Ring 55 | 99084 Erfurt | Tel.: 0361/430 87-0</w:t>
@@ -27,9 +35,14 @@
     </w:p>
     <w:p>
       <w:pPr>
-        <w:spacing w:after="600"/>
-      </w:pPr>
-      <w:r>
+        <w:spacing w:after="60" w:before="120" w:line="259" w:lineRule="auto"/>
+      </w:pPr>
+      <w:r>
+        <w:rPr>
+          <w:rFonts w:ascii="Times New Roman" w:hAnsi="Times New Roman"/>
+          <w:b/>
+          <w:sz w:val="22"/>
+        </w:rPr>
         <w:t xml:space="preserve">An das
 Amtsgericht Erfurt
 – Restrukturierungsgericht –
@@ -39,20 +52,23 @@
     </w:p>
     <w:p>
       <w:pPr>
-        <w:spacing w:after="400"/>
+        <w:spacing w:after="60" w:before="120" w:line="259" w:lineRule="auto"/>
         <w:jc w:val="right"/>
       </w:pPr>
       <w:r>
         <w:rPr>
+          <w:rFonts w:ascii="Times New Roman" w:hAnsi="Times New Roman"/>
+          <w:b/>
           <w:i/>
           <w:iCs/>
+          <w:sz w:val="22"/>
         </w:rPr>
         <w:t xml:space="preserve">Erfurt, 5. Mai 2026</w:t>
       </w:r>
     </w:p>
     <w:p>
       <w:pPr>
-        <w:spacing w:after="600"/>
+        <w:spacing w:after="600" w:line="259" w:lineRule="auto"/>
       </w:pPr>
       <w:r>
         <w:rPr>
@@ -67,16 +83,21 @@
     <w:p>
       <w:pPr>
         <w:pStyle w:val="Heading2"/>
-        <w:spacing w:after="400"/>
+        <w:spacing w:after="60" w:before="120" w:line="259" w:lineRule="auto"/>
         <w:jc w:val="center"/>
       </w:pPr>
       <w:r>
+        <w:rPr>
+          <w:rFonts w:ascii="Times New Roman" w:hAnsi="Times New Roman"/>
+          <w:b/>
+          <w:sz w:val="22"/>
+        </w:rPr>
         <w:t xml:space="preserve">ANZEIGE DER RESTRUKTURIERUNGSSACHE gemäß § 31 StaRUG</w:t>
       </w:r>
     </w:p>
     <w:p>
       <w:pPr>
-        <w:spacing w:after="400"/>
+        <w:spacing w:after="400" w:line="259" w:lineRule="auto"/>
       </w:pPr>
       <w:r>
         <w:t xml:space="preserve">Hiermit zeige ich namens und in Vollmacht der Großbach Druckguss &amp; Präzision GmbH &amp; Co. KG (HRA 4471, AG Erfurt), vertreten durch die Komplementärin Großbach Verwaltungs-GmbH, Geschäftsführer Friedhelm Großbach und Bertha Großbach-Riemenschneider, die Inanspruchnahme des Stabilisierungs- und Restrukturierungsrahmens gemäß § 31 Abs. 1 StaRUG an.</w:t>
@@ -85,15 +106,20 @@
     <w:p>
       <w:pPr>
         <w:pStyle w:val="Heading3"/>
-        <w:spacing w:after="200"/>
-      </w:pPr>
-      <w:r>
+        <w:spacing w:after="60" w:before="120" w:line="259" w:lineRule="auto"/>
+      </w:pPr>
+      <w:r>
+        <w:rPr>
+          <w:rFonts w:ascii="Times New Roman" w:hAnsi="Times New Roman"/>
+          <w:b/>
+          <w:sz w:val="22"/>
+        </w:rPr>
         <w:t xml:space="preserve">I. Angaben zur Schuldnerin (§ 31 Abs. 2 StaRUG)</w:t>
       </w:r>
     </w:p>
     <w:p>
       <w:pPr>
-        <w:spacing w:after="400"/>
+        <w:spacing w:after="400" w:line="259" w:lineRule="auto"/>
       </w:pPr>
       <w:r>
         <w:t xml:space="preserve">Firma: Großbach Druckguss &amp; Präzision GmbH &amp; Co. KG
@@ -105,7 +131,7 @@
     <w:p>
       <w:pPr>
         <w:pStyle w:val="Heading3"/>
-        <w:spacing w:after="200"/>
+        <w:spacing w:after="200" w:line="259" w:lineRule="auto"/>
       </w:pPr>
       <w:r>
         <w:t xml:space="preserve">II. Drohende Zahlungsunfähigkeit (§ 32 StaRUG)</w:t>
@@ -113,7 +139,7 @@
     </w:p>
     <w:p>
       <w:pPr>
-        <w:spacing w:after="400"/>
+        <w:spacing w:after="400" w:line="259" w:lineRule="auto"/>
       </w:pPr>
       <w:r>
         <w:t xml:space="preserve">Die Schuldnerin ist drohend zahlungsunfähig im Sinne des § 32 StaRUG i.V.m. § 18 InsO. Ohne Restrukturierungsmaßnahmen ist innerhalb von 24 Monaten mit Zahlungsunfähigkeit zu rechnen. Die beigefügte Planbescheinigung (Anlage 1) bestätigt diese Prognose. Hauptursachen sind der Rückgang der Auftragslage im Automobilzuliefersektor infolge der Elektromobilitäts-Transition sowie die Energiekostenexplosion 2022–2025.</w:t>
@@ -122,7 +148,7 @@
     <w:p>
       <w:pPr>
         <w:pStyle w:val="Heading3"/>
-        <w:spacing w:after="200"/>
+        <w:spacing w:after="200" w:line="259" w:lineRule="auto"/>
       </w:pPr>
       <w:r>
         <w:t xml:space="preserve">III. Beabsichtigte Instrumente (§ 29 StaRUG)</w:t>
@@ -130,7 +156,7 @@
     </w:p>
     <w:p>
       <w:pPr>
-        <w:spacing w:after="200"/>
+        <w:spacing w:after="200" w:line="259" w:lineRule="auto"/>
         <w:ind w:left="720"/>
       </w:pPr>
       <w:r>
@@ -139,7 +165,7 @@
     </w:p>
     <w:p>
       <w:pPr>
-        <w:spacing w:after="200"/>
+        <w:spacing w:after="200" w:line="259" w:lineRule="auto"/>
         <w:ind w:left="720"/>
       </w:pPr>
       <w:r>
@@ -148,7 +174,7 @@
     </w:p>
     <w:p>
       <w:pPr>
-        <w:spacing w:after="200"/>
+        <w:spacing w:after="200" w:line="259" w:lineRule="auto"/>
         <w:ind w:left="720"/>
       </w:pPr>
       <w:r>
@@ -158,7 +184,7 @@
     <w:p>
       <w:pPr>
         <w:pStyle w:val="Heading3"/>
-        <w:spacing w:after="200" w:before="400"/>
+        <w:spacing w:after="200" w:before="400" w:line="259" w:lineRule="auto"/>
       </w:pPr>
       <w:r>
         <w:t xml:space="preserve">IV. Betroffene Gläubiger</w:t>
@@ -166,7 +192,7 @@
     </w:p>
     <w:p>
       <w:pPr>
-        <w:spacing w:after="600"/>
+        <w:spacing w:after="600" w:line="259" w:lineRule="auto"/>
       </w:pPr>
       <w:r>
         <w:t xml:space="preserve">Gruppe 1 – Gesichert: Sparkasse Mittelthüringen (4.800.000 EUR)
@@ -177,7 +203,7 @@
     </w:p>
     <w:p>
       <w:pPr>
-        <w:spacing w:before="600"/>
+        <w:spacing w:before="600" w:line="259" w:lineRule="auto" w:after="60"/>
       </w:pPr>
       <w:r>
         <w:rPr>
@@ -189,7 +215,7 @@
     </w:p>
     <w:p>
       <w:pPr>
-        <w:spacing w:before="400"/>
+        <w:spacing w:before="400" w:line="259" w:lineRule="auto" w:after="60"/>
       </w:pPr>
       <w:r>
         <w:rPr>
@@ -200,6 +226,9 @@
       </w:r>
     </w:p>
     <w:p>
+      <w:pPr>
+        <w:spacing w:line="259" w:lineRule="auto" w:after="60"/>
+      </w:pPr>
       <w:r>
         <w:rPr>
           <w:sz w:val="20"/>
@@ -210,7 +239,7 @@
     </w:p>
     <w:p>
       <w:pPr>
-        <w:spacing w:before="400"/>
+        <w:spacing w:before="400" w:line="259" w:lineRule="auto" w:after="60"/>
       </w:pPr>
       <w:r>
         <w:rPr>
@@ -222,8 +251,10 @@
       </w:r>
     </w:p>
     <w:sectPr>
+      <w:headerReference w:type="default" r:id="rId8"/>
+      <w:footerReference w:type="default" r:id="rId9"/>
       <w:pgSz w:w="11906" w:h="16838" w:orient="portrait"/>
-      <w:pgMar w:top="1440" w:right="1440" w:bottom="1440" w:left="1440" w:header="708" w:footer="708" w:gutter="0"/>
+      <w:pgMar w:top="1191" w:right="1247" w:bottom="1134" w:left="1361" w:header="708" w:footer="708" w:gutter="0"/>
       <w:pgNumType/>
       <w:docGrid w:linePitch="360"/>
     </w:sectPr>
@@ -272,6 +303,27 @@
 </w:endnotes>
 </file>
 
+<file path=word/footer1.xml><?xml version="1.0" encoding="utf-8"?>
+<w:ftr xmlns:m="http://schemas.openxmlformats.org/officeDocument/2006/math" xmlns:mc="http://schemas.openxmlformats.org/markup-compatibility/2006" xmlns:mo="http://schemas.microsoft.com/office/mac/office/2008/main" xmlns:mv="urn:schemas-microsoft-com:mac:vml" xmlns:o="urn:schemas-microsoft-com:office:office" xmlns:r="http://schemas.openxmlformats.org/officeDocument/2006/relationships" xmlns:v="urn:schemas-microsoft-com:vml" xmlns:w10="urn:schemas-microsoft-com:office:word" xmlns:w14="http://schemas.microsoft.com/office/word/2010/wordml" xmlns:w="http://schemas.openxmlformats.org/wordprocessingml/2006/main" xmlns:wne="http://schemas.microsoft.com/office/word/2006/wordml" xmlns:wp14="http://schemas.microsoft.com/office/word/2010/wordprocessingDrawing" xmlns:wp="http://schemas.openxmlformats.org/drawingml/2006/wordprocessingDrawing" xmlns:wpc="http://schemas.microsoft.com/office/word/2010/wordprocessingCanvas" xmlns:wpg="http://schemas.microsoft.com/office/word/2010/wordprocessingGroup" xmlns:wpi="http://schemas.microsoft.com/office/word/2010/wordprocessingInk" xmlns:wps="http://schemas.microsoft.com/office/word/2010/wordprocessingShape" mc:Ignorable="w14 wp14">
+  <w:p>
+    <w:pPr>
+      <w:pStyle w:val="Footer"/>
+      <w:jc w:val="left"/>
+    </w:pPr>
+    <w:r/>
+    <w:r>
+      <w:rPr>
+        <w:rFonts w:ascii="Times New Roman" w:hAnsi="Times New Roman"/>
+        <w:b w:val="0"/>
+        <w:color w:val="777777"/>
+        <w:sz w:val="17"/>
+      </w:rPr>
+      <w:t>Vertraulich | Bearbeitungsstand Juli 2026 | nur zur Aktenbearbeitung</w:t>
+    </w:r>
+  </w:p>
+</w:ftr>
+</file>
+
 <file path=word/footnotes.xml><?xml version="1.0" encoding="utf-8"?>
 <w:footnotes xmlns:wpc="http://schemas.microsoft.com/office/word/2010/wordprocessingCanvas" xmlns:mc="http://schemas.openxmlformats.org/markup-compatibility/2006" xmlns:o="urn:schemas-microsoft-com:office:office" xmlns:r="http://schemas.openxmlformats.org/officeDocument/2006/relationships" xmlns:m="http://schemas.openxmlformats.org/officeDocument/2006/math" xmlns:v="urn:schemas-microsoft-com:vml" xmlns:wp14="http://schemas.microsoft.com/office/word/2010/wordprocessingDrawing" xmlns:wp="http://schemas.openxmlformats.org/drawingml/2006/wordprocessingDrawing" xmlns:w10="urn:schemas-microsoft-com:office:word" xmlns:w="http://schemas.openxmlformats.org/wordprocessingml/2006/main" xmlns:w14="http://schemas.microsoft.com/office/word/2010/wordml" xmlns:w15="http://schemas.microsoft.com/office/word/2012/wordml" xmlns:wpg="http://schemas.microsoft.com/office/word/2010/wordprocessingGroup" xmlns:wpi="http://schemas.microsoft.com/office/word/2010/wordprocessingInk" xmlns:wne="http://schemas.microsoft.com/office/word/2006/wordml" xmlns:wps="http://schemas.microsoft.com/office/word/2010/wordprocessingShape" mc:Ignorable="w14 w15 wp14">
   <w:footnote w:type="separator" w:id="-1">
@@ -307,6 +359,28 @@
     </w:p>
   </w:footnote>
 </w:footnotes>
+</file>
+
+<file path=word/header1.xml><?xml version="1.0" encoding="utf-8"?>
+<w:hdr xmlns:m="http://schemas.openxmlformats.org/officeDocument/2006/math" xmlns:mc="http://schemas.openxmlformats.org/markup-compatibility/2006" xmlns:mo="http://schemas.microsoft.com/office/mac/office/2008/main" xmlns:mv="urn:schemas-microsoft-com:mac:vml" xmlns:o="urn:schemas-microsoft-com:office:office" xmlns:r="http://schemas.openxmlformats.org/officeDocument/2006/relationships" xmlns:v="urn:schemas-microsoft-com:vml" xmlns:w10="urn:schemas-microsoft-com:office:word" xmlns:w14="http://schemas.microsoft.com/office/word/2010/wordml" xmlns:w="http://schemas.openxmlformats.org/wordprocessingml/2006/main" xmlns:wne="http://schemas.microsoft.com/office/word/2006/wordml" xmlns:wp14="http://schemas.microsoft.com/office/word/2010/wordprocessingDrawing" xmlns:wp="http://schemas.openxmlformats.org/drawingml/2006/wordprocessingDrawing" xmlns:wpc="http://schemas.microsoft.com/office/word/2010/wordprocessingCanvas" xmlns:wpg="http://schemas.microsoft.com/office/word/2010/wordprocessingGroup" xmlns:wpi="http://schemas.microsoft.com/office/word/2010/wordprocessingInk" xmlns:wps="http://schemas.microsoft.com/office/word/2010/wordprocessingShape" mc:Ignorable="w14 wp14">
+  <w:p>
+    <w:pPr>
+      <w:pStyle w:val="Header"/>
+      <w:jc w:val="left"/>
+    </w:pPr>
+    <w:r/>
+    <w:r>
+      <w:rPr>
+        <w:rFonts w:ascii="Times New Roman" w:hAnsi="Times New Roman"/>
+        <w:b w:val="0"/>
+        <w:i w:val="0"/>
+        <w:color w:val="666666"/>
+        <w:sz w:val="17"/>
+      </w:rPr>
+      <w:t>Lindenhof und Partner mbB | Insolvenz- und Restrukturierungsakte | Bearbeitungsstand Juli 2026</w:t>
+    </w:r>
+  </w:p>
+</w:hdr>
 </file>
 
 <file path=word/numbering.xml><?xml version="1.0" encoding="utf-8"?>
@@ -416,7 +490,9 @@
     <w:next w:val="Normal"/>
     <w:qFormat/>
     <w:rPr>
-      <w:sz w:val="56"/>
+      <w:rFonts w:ascii="Times New Roman" w:hAnsi="Times New Roman"/>
+      <w:b/>
+      <w:sz w:val="30"/>
       <w:szCs w:val="56"/>
     </w:rPr>
   </w:style>
